--- a/Myles_Chuatico_Resume.docx
+++ b/Myles_Chuatico_Resume.docx
@@ -103,6 +103,42 @@
           <w:sz w:val="19"/>
           <w:szCs w:val="19"/>
         </w:rPr>
+        <w:t xml:space="preserve">linkedin.com/in/myles-joshua-chuatico-61b7b42a1</w:t>
+      </w:r>
+      <w:r>
+        <w:rPr>
+          <w:rFonts w:ascii="Calibri" w:cs="Calibri" w:eastAsia="Calibri" w:hAnsi="Calibri"/>
+          <w:color w:val="1F4E79"/>
+          <w:sz w:val="19"/>
+          <w:szCs w:val="19"/>
+        </w:rPr>
+        <w:t xml:space="preserve">   •   </w:t>
+      </w:r>
+      <w:r>
+        <w:rPr>
+          <w:rFonts w:ascii="Calibri" w:cs="Calibri" w:eastAsia="Calibri" w:hAnsi="Calibri"/>
+          <w:color w:val="555555"/>
+          <w:sz w:val="19"/>
+          <w:szCs w:val="19"/>
+        </w:rPr>
+        <w:t xml:space="preserve">myles-chuatico.github.io</w:t>
+      </w:r>
+      <w:r>
+        <w:rPr>
+          <w:rFonts w:ascii="Calibri" w:cs="Calibri" w:eastAsia="Calibri" w:hAnsi="Calibri"/>
+          <w:color w:val="1F4E79"/>
+          <w:sz w:val="19"/>
+          <w:szCs w:val="19"/>
+        </w:rPr>
+        <w:t xml:space="preserve">   •   </w:t>
+      </w:r>
+      <w:r>
+        <w:rPr>
+          <w:rFonts w:ascii="Calibri" w:cs="Calibri" w:eastAsia="Calibri" w:hAnsi="Calibri"/>
+          <w:color w:val="555555"/>
+          <w:sz w:val="19"/>
+          <w:szCs w:val="19"/>
+        </w:rPr>
         <w:t xml:space="preserve">Open to Remote / Hybrid / On-site</w:t>
       </w:r>
     </w:p>
@@ -146,7 +182,7 @@
           <w:sz w:val="19"/>
           <w:szCs w:val="19"/>
         </w:rPr>
-        <w:t xml:space="preserve">Operations and systems analyst with 7+ years of experience across financial services and international organizations — building tools, automating workflows, governing enterprise platforms, and translating operational problems into working solutions. Track record of self-initiated projects: built a full-stack mortgage decision-support application, engineered a department-wide log automation pipeline, and designed a Power BI reporting suite with live API integration. Skilled in platform administration (Freshservice/FinCoorP), UAT, process documentation, and cross-functional stakeholder coordination. Thrives at the intersection of operations, data, and systems.</w:t>
+        <w:t xml:space="preserve">Operations and systems analyst with 7+ years across financial services and international organizations. Builds tools, automates workflows, and governs enterprise platforms. Track record of self-initiated projects: a full-stack mortgage decision-support tool, a department-wide log automation pipeline, and a Power BI reporting suite with live API integration. Skilled in platform administration (Freshservice/FinCoorP), UAT, process documentation, and cross-functional stakeholder coordination.</w:t>
       </w:r>
     </w:p>
     <w:p>
@@ -261,121 +297,159 @@
           <w:sz w:val="19"/>
           <w:szCs w:val="19"/>
         </w:rPr>
-        <w:t xml:space="preserve">Administered FinCoorP, a Freshservice-based enterprise service management platform processing ~8,000 tickets/month (~96,000 annually) across 5 global finance units — RAS, CAS, MBS, PCST, and TSY — serving IOM missions worldwide.</w:t>
-      </w:r>
-    </w:p>
-    <w:p>
-      <w:pPr>
-        <w:pStyle w:val="ListParagraph"/>
-        <w:numPr>
-          <w:ilvl w:val="0"/>
-          <w:numId w:val="2"/>
-        </w:numPr>
-        <w:spacing w:before="30" w:after="30"/>
-      </w:pPr>
-      <w:r>
-        <w:rPr>
-          <w:rFonts w:ascii="Calibri" w:cs="Calibri" w:eastAsia="Calibri" w:hAnsi="Calibri"/>
-          <w:color w:val="1A1A1A"/>
-          <w:sz w:val="19"/>
-          <w:szCs w:val="19"/>
-        </w:rPr>
-        <w:t xml:space="preserve">Designed and rolled out a Power BI dashboard suite (June 2025) with direct FinCoorP API integration, providing leadership real-time visibility into backlog trends, SLA compliance, and resolution efficiency — platform maintained 95.78% average SLA compliance over 12 months.</w:t>
-      </w:r>
-    </w:p>
-    <w:p>
-      <w:pPr>
-        <w:pStyle w:val="ListParagraph"/>
-        <w:numPr>
-          <w:ilvl w:val="0"/>
-          <w:numId w:val="2"/>
-        </w:numPr>
-        <w:spacing w:before="30" w:after="30"/>
-      </w:pPr>
-      <w:r>
-        <w:rPr>
-          <w:rFonts w:ascii="Calibri" w:cs="Calibri" w:eastAsia="Calibri" w:hAnsi="Calibri"/>
-          <w:color w:val="1A1A1A"/>
-          <w:sz w:val="19"/>
-          <w:szCs w:val="19"/>
-        </w:rPr>
-        <w:t xml:space="preserve">Owned end-to-end go-live deployments of new service workflows following a standardized checklist: requirements gathering, UAT configuration and testing, screenshot documentation for audit and change management, production rollout, and post-deployment monitoring.</w:t>
-      </w:r>
-    </w:p>
-    <w:p>
-      <w:pPr>
-        <w:pStyle w:val="ListParagraph"/>
-        <w:numPr>
-          <w:ilvl w:val="0"/>
-          <w:numId w:val="2"/>
-        </w:numPr>
-        <w:spacing w:before="30" w:after="30"/>
-      </w:pPr>
-      <w:r>
-        <w:rPr>
-          <w:rFonts w:ascii="Calibri" w:cs="Calibri" w:eastAsia="Calibri" w:hAnsi="Calibri"/>
-          <w:color w:val="1A1A1A"/>
-          <w:sz w:val="19"/>
-          <w:szCs w:val="19"/>
-        </w:rPr>
-        <w:t xml:space="preserve">Built and deployed a standardized workflow automation suite across all major service item go-lives — including BUD Funding Availability, Manual MPR, PRISM Goods Receipt Reversal, and Cheque Sequence — ensuring category assignment, BA code routing, finance unit mapping, and agent group assignment populated correctly from form inputs into the ticketing backend without manual re-entry.</w:t>
-      </w:r>
-    </w:p>
-    <w:p>
-      <w:pPr>
-        <w:pStyle w:val="ListParagraph"/>
-        <w:numPr>
-          <w:ilvl w:val="0"/>
-          <w:numId w:val="2"/>
-        </w:numPr>
-        <w:spacing w:before="30" w:after="30"/>
-      </w:pPr>
-      <w:r>
-        <w:rPr>
-          <w:rFonts w:ascii="Calibri" w:cs="Calibri" w:eastAsia="Calibri" w:hAnsi="Calibri"/>
-          <w:color w:val="1A1A1A"/>
-          <w:sz w:val="19"/>
-          <w:szCs w:val="19"/>
-        </w:rPr>
-        <w:t xml:space="preserve">Investigated and resolved critical platform incidents including an email forwarding outage affecting 15 helpdesk inboxes and a bank account data erasure requiring manual reconciliation.</w:t>
-      </w:r>
-    </w:p>
-    <w:p>
-      <w:pPr>
-        <w:pStyle w:val="ListParagraph"/>
-        <w:numPr>
-          <w:ilvl w:val="0"/>
-          <w:numId w:val="2"/>
-        </w:numPr>
-        <w:spacing w:before="30" w:after="30"/>
-      </w:pPr>
-      <w:r>
-        <w:rPr>
-          <w:rFonts w:ascii="Calibri" w:cs="Calibri" w:eastAsia="Calibri" w:hAnsi="Calibri"/>
-          <w:color w:val="1A1A1A"/>
-          <w:sz w:val="19"/>
-          <w:szCs w:val="19"/>
-        </w:rPr>
-        <w:t xml:space="preserve">Performed ongoing platform administration and governance: service catalog maintenance, workflow automator configuration, custom object updates, agent account management, data validation across UAT and production, annual user access reviews coordinated with department heads, and inactive account and service item cleanup.</w:t>
-      </w:r>
-    </w:p>
-    <w:p>
-      <w:pPr>
-        <w:pStyle w:val="ListParagraph"/>
-        <w:numPr>
-          <w:ilvl w:val="0"/>
-          <w:numId w:val="2"/>
-        </w:numPr>
-        <w:spacing w:before="30" w:after="30"/>
-      </w:pPr>
-      <w:r>
-        <w:rPr>
-          <w:rFonts w:ascii="Calibri" w:cs="Calibri" w:eastAsia="Calibri" w:hAnsi="Calibri"/>
-          <w:color w:val="1A1A1A"/>
-          <w:sz w:val="19"/>
-          <w:szCs w:val="19"/>
-        </w:rPr>
-        <w:t xml:space="preserve">Produced and maintained platform documentation including the FinCoorP Agent Guide (comprehensive platform reference manual covering full interface, all modules, SLA policies, and workflows), go-live checklists, work instruction manuals, and knowledge base articles.</w:t>
+        <w:t xml:space="preserve">Administered FinCoorP, a Freshservice-based enterprise service management platform processing ~8,000 tickets/month (~96,000 annually) across 5 global finance units serving IOM missions worldwide. Maintained 95 published and active service items in the production catalog.</w:t>
+      </w:r>
+    </w:p>
+    <w:p>
+      <w:pPr>
+        <w:pStyle w:val="ListParagraph"/>
+        <w:numPr>
+          <w:ilvl w:val="0"/>
+          <w:numId w:val="2"/>
+        </w:numPr>
+        <w:spacing w:before="30" w:after="30"/>
+      </w:pPr>
+      <w:r>
+        <w:rPr>
+          <w:rFonts w:ascii="Calibri" w:cs="Calibri" w:eastAsia="Calibri" w:hAnsi="Calibri"/>
+          <w:color w:val="1A1A1A"/>
+          <w:sz w:val="19"/>
+          <w:szCs w:val="19"/>
+        </w:rPr>
+        <w:t xml:space="preserve">Built and deployed a Power BI dashboard suite (June 2025) with direct FinCoorP API integration, giving leadership daily visibility into backlog trends, SLA compliance, and resolution efficiency. Platform maintained 95.78% average SLA compliance over 12 months.</w:t>
+      </w:r>
+    </w:p>
+    <w:p>
+      <w:pPr>
+        <w:pStyle w:val="ListParagraph"/>
+        <w:numPr>
+          <w:ilvl w:val="0"/>
+          <w:numId w:val="2"/>
+        </w:numPr>
+        <w:spacing w:before="30" w:after="30"/>
+      </w:pPr>
+      <w:r>
+        <w:rPr>
+          <w:rFonts w:ascii="Calibri" w:cs="Calibri" w:eastAsia="Calibri" w:hAnsi="Calibri"/>
+          <w:color w:val="1A1A1A"/>
+          <w:sz w:val="19"/>
+          <w:szCs w:val="19"/>
+        </w:rPr>
+        <w:t xml:space="preserve">Owned end-to-end go-live deployments for new service workflows: requirements gathering, UAT configuration and testing, screenshot documentation for audit, production rollout, and post-deployment monitoring.</w:t>
+      </w:r>
+    </w:p>
+    <w:p>
+      <w:pPr>
+        <w:pStyle w:val="ListParagraph"/>
+        <w:numPr>
+          <w:ilvl w:val="0"/>
+          <w:numId w:val="2"/>
+        </w:numPr>
+        <w:spacing w:before="30" w:after="30"/>
+      </w:pPr>
+      <w:r>
+        <w:rPr>
+          <w:rFonts w:ascii="Calibri" w:cs="Calibri" w:eastAsia="Calibri" w:hAnsi="Calibri"/>
+          <w:color w:val="1A1A1A"/>
+          <w:sz w:val="19"/>
+          <w:szCs w:val="19"/>
+        </w:rPr>
+        <w:t xml:space="preserve">Built workflow automators for all major service items including BUD Funding Availability, Manual MPR, PRISM Goods Receipt Reversal, and Cheque Sequence, ensuring category, BA code, finance unit, and agent group fields populated automatically from form inputs without manual re-entry.</w:t>
+      </w:r>
+    </w:p>
+    <w:p>
+      <w:pPr>
+        <w:pStyle w:val="ListParagraph"/>
+        <w:numPr>
+          <w:ilvl w:val="0"/>
+          <w:numId w:val="2"/>
+        </w:numPr>
+        <w:spacing w:before="30" w:after="30"/>
+      </w:pPr>
+      <w:r>
+        <w:rPr>
+          <w:rFonts w:ascii="Calibri" w:cs="Calibri" w:eastAsia="Calibri" w:hAnsi="Calibri"/>
+          <w:color w:val="1A1A1A"/>
+          <w:sz w:val="19"/>
+          <w:szCs w:val="19"/>
+        </w:rPr>
+        <w:t xml:space="preserve">Managed a monthly configuration change governance cycle: submitted enhancement requests to the Quality Team by the 25th of each month, coordinating scheduling, documentation, and production launch timelines.</w:t>
+      </w:r>
+    </w:p>
+    <w:p>
+      <w:pPr>
+        <w:pStyle w:val="ListParagraph"/>
+        <w:numPr>
+          <w:ilvl w:val="0"/>
+          <w:numId w:val="2"/>
+        </w:numPr>
+        <w:spacing w:before="30" w:after="30"/>
+      </w:pPr>
+      <w:r>
+        <w:rPr>
+          <w:rFonts w:ascii="Calibri" w:cs="Calibri" w:eastAsia="Calibri" w:hAnsi="Calibri"/>
+          <w:color w:val="1A1A1A"/>
+          <w:sz w:val="19"/>
+          <w:szCs w:val="19"/>
+        </w:rPr>
+        <w:t xml:space="preserve">Produced a monthly reporting suite of 8 platform analytics reports, admin summaries, long unresolved ticket reports, and service delivery reports distributed to team leads and leadership on fixed schedules. Participated in quarterly business reviews with Freshservice.</w:t>
+      </w:r>
+    </w:p>
+    <w:p>
+      <w:pPr>
+        <w:pStyle w:val="ListParagraph"/>
+        <w:numPr>
+          <w:ilvl w:val="0"/>
+          <w:numId w:val="2"/>
+        </w:numPr>
+        <w:spacing w:before="30" w:after="30"/>
+      </w:pPr>
+      <w:r>
+        <w:rPr>
+          <w:rFonts w:ascii="Calibri" w:cs="Calibri" w:eastAsia="Calibri" w:hAnsi="Calibri"/>
+          <w:color w:val="1A1A1A"/>
+          <w:sz w:val="19"/>
+          <w:szCs w:val="19"/>
+        </w:rPr>
+        <w:t xml:space="preserve">Resolved critical platform incidents including a 15-mailbox email forwarding outage and a bank account data erasure requiring manual reconciliation.</w:t>
+      </w:r>
+    </w:p>
+    <w:p>
+      <w:pPr>
+        <w:pStyle w:val="ListParagraph"/>
+        <w:numPr>
+          <w:ilvl w:val="0"/>
+          <w:numId w:val="2"/>
+        </w:numPr>
+        <w:spacing w:before="30" w:after="30"/>
+      </w:pPr>
+      <w:r>
+        <w:rPr>
+          <w:rFonts w:ascii="Calibri" w:cs="Calibri" w:eastAsia="Calibri" w:hAnsi="Calibri"/>
+          <w:color w:val="1A1A1A"/>
+          <w:sz w:val="19"/>
+          <w:szCs w:val="19"/>
+        </w:rPr>
+        <w:t xml:space="preserve">Performed ongoing platform governance: service catalog and workflow automator maintenance, agent account management, data validation across UAT and production, annual user access reviews, license renewal coordination with IT procurement, and inactive item cleanup.</w:t>
+      </w:r>
+    </w:p>
+    <w:p>
+      <w:pPr>
+        <w:pStyle w:val="ListParagraph"/>
+        <w:numPr>
+          <w:ilvl w:val="0"/>
+          <w:numId w:val="2"/>
+        </w:numPr>
+        <w:spacing w:before="30" w:after="30"/>
+      </w:pPr>
+      <w:r>
+        <w:rPr>
+          <w:rFonts w:ascii="Calibri" w:cs="Calibri" w:eastAsia="Calibri" w:hAnsi="Calibri"/>
+          <w:color w:val="1A1A1A"/>
+          <w:sz w:val="19"/>
+          <w:szCs w:val="19"/>
+        </w:rPr>
+        <w:t xml:space="preserve">Produced and maintained the FinCoorP Agent Guide, go-live checklists, work instruction manuals, and knowledge base articles.</w:t>
       </w:r>
     </w:p>
     <w:p>
@@ -450,64 +524,64 @@
           <w:sz w:val="19"/>
           <w:szCs w:val="19"/>
         </w:rPr>
-        <w:t xml:space="preserve">Designed and built a full-stack mortgage decision-support tool (HTML, CSS, JavaScript) from the ground up — a branching logic application guiding agents through yes/no decision trees to accurately identify the correct debt repayment plan for each customer, with integrated calculators for plan-specific financial formulas.</w:t>
-      </w:r>
-    </w:p>
-    <w:p>
-      <w:pPr>
-        <w:pStyle w:val="ListParagraph"/>
-        <w:numPr>
-          <w:ilvl w:val="0"/>
-          <w:numId w:val="2"/>
-        </w:numPr>
-        <w:spacing w:before="30" w:after="30"/>
-      </w:pPr>
-      <w:r>
-        <w:rPr>
-          <w:rFonts w:ascii="Calibri" w:cs="Calibri" w:eastAsia="Calibri" w:hAnsi="Calibri"/>
-          <w:color w:val="1A1A1A"/>
-          <w:sz w:val="19"/>
-          <w:szCs w:val="19"/>
-        </w:rPr>
-        <w:t xml:space="preserve">Led the project end-to-end as project lead: coordinating workflow design in Visio with a process partner, aligning requirements with the AVP, and managing development, testing, and rollout across the financial support department.</w:t>
-      </w:r>
-    </w:p>
-    <w:p>
-      <w:pPr>
-        <w:pStyle w:val="ListParagraph"/>
-        <w:numPr>
-          <w:ilvl w:val="0"/>
-          <w:numId w:val="2"/>
-        </w:numPr>
-        <w:spacing w:before="30" w:after="30"/>
-      </w:pPr>
-      <w:r>
-        <w:rPr>
-          <w:rFonts w:ascii="Calibri" w:cs="Calibri" w:eastAsia="Calibri" w:hAnsi="Calibri"/>
-          <w:color w:val="1A1A1A"/>
-          <w:sz w:val="19"/>
-          <w:szCs w:val="19"/>
-        </w:rPr>
-        <w:t xml:space="preserve">Designed and implemented a department-wide eLinq utilization reporting system: wrote a batch script to automate daily log collection from agent machines to a shared network folder, built a Power Query pipeline to clean and transform the raw data, matched outputs against SAS utilization data, and presented weekly findings to leadership — enabling targeted coaching of low-utilization agents and directly addressing AVP-level concerns about declining call volumes.</w:t>
-      </w:r>
-    </w:p>
-    <w:p>
-      <w:pPr>
-        <w:pStyle w:val="ListParagraph"/>
-        <w:numPr>
-          <w:ilvl w:val="0"/>
-          <w:numId w:val="2"/>
-        </w:numPr>
-        <w:spacing w:before="30" w:after="30"/>
-      </w:pPr>
-      <w:r>
-        <w:rPr>
-          <w:rFonts w:ascii="Calibri" w:cs="Calibri" w:eastAsia="Calibri" w:hAnsi="Calibri"/>
-          <w:color w:val="1A1A1A"/>
-          <w:sz w:val="19"/>
-          <w:szCs w:val="19"/>
-        </w:rPr>
-        <w:t xml:space="preserve">Coordinated across team leaders, department managers, AVPs, IT, peer change managers, and high-performing agents to gather requirements, validate constraints, and drive adoption of operational improvements.</w:t>
+        <w:t xml:space="preserve">Built a full-stack mortgage decision-support tool (HTML, CSS, JavaScript): a branching yes/no decision tree that routes agents to the correct debt repayment plan based on account status, with integrated calculators for plan-specific financial formulas.</w:t>
+      </w:r>
+    </w:p>
+    <w:p>
+      <w:pPr>
+        <w:pStyle w:val="ListParagraph"/>
+        <w:numPr>
+          <w:ilvl w:val="0"/>
+          <w:numId w:val="2"/>
+        </w:numPr>
+        <w:spacing w:before="30" w:after="30"/>
+      </w:pPr>
+      <w:r>
+        <w:rPr>
+          <w:rFonts w:ascii="Calibri" w:cs="Calibri" w:eastAsia="Calibri" w:hAnsi="Calibri"/>
+          <w:color w:val="1A1A1A"/>
+          <w:sz w:val="19"/>
+          <w:szCs w:val="19"/>
+        </w:rPr>
+        <w:t xml:space="preserve">Led the project end-to-end: designed the workflow in Visio with a process partner, aligned requirements with the AVP, and managed development, testing, and department-wide rollout.</w:t>
+      </w:r>
+    </w:p>
+    <w:p>
+      <w:pPr>
+        <w:pStyle w:val="ListParagraph"/>
+        <w:numPr>
+          <w:ilvl w:val="0"/>
+          <w:numId w:val="2"/>
+        </w:numPr>
+        <w:spacing w:before="30" w:after="30"/>
+      </w:pPr>
+      <w:r>
+        <w:rPr>
+          <w:rFonts w:ascii="Calibri" w:cs="Calibri" w:eastAsia="Calibri" w:hAnsi="Calibri"/>
+          <w:color w:val="1A1A1A"/>
+          <w:sz w:val="19"/>
+          <w:szCs w:val="19"/>
+        </w:rPr>
+        <w:t xml:space="preserve">Built a department-wide eLinq utilization reporting pipeline across 100+ agents on restricted corporate endpoints: used Windows Task Scheduler (the only available automation option) to run a daily batch script collecting logs to a shared folder, cleaned and transformed the data via Power Query, matched against SAS utilization data, and delivered weekly reports to leadership.</w:t>
+      </w:r>
+    </w:p>
+    <w:p>
+      <w:pPr>
+        <w:pStyle w:val="ListParagraph"/>
+        <w:numPr>
+          <w:ilvl w:val="0"/>
+          <w:numId w:val="2"/>
+        </w:numPr>
+        <w:spacing w:before="30" w:after="30"/>
+      </w:pPr>
+      <w:r>
+        <w:rPr>
+          <w:rFonts w:ascii="Calibri" w:cs="Calibri" w:eastAsia="Calibri" w:hAnsi="Calibri"/>
+          <w:color w:val="1A1A1A"/>
+          <w:sz w:val="19"/>
+          <w:szCs w:val="19"/>
+        </w:rPr>
+        <w:t xml:space="preserve">Coordinated with team leaders, department managers, AVPs, IT, peer change managers, and high-performing agents to gather requirements, validate constraints, and drive adoption of operational improvements.</w:t>
       </w:r>
     </w:p>
     <w:p>
@@ -582,45 +656,45 @@
           <w:sz w:val="19"/>
           <w:szCs w:val="19"/>
         </w:rPr>
-        <w:t xml:space="preserve">Coached new hire agents in DevHub (post-training, pre-production cohorts of 4–5 agents) before transitioning to BAU operations, supporting a full cluster of 3 teams (~15–24 seasoned agents) with focus on outliers and low performers.</w:t>
-      </w:r>
-    </w:p>
-    <w:p>
-      <w:pPr>
-        <w:pStyle w:val="ListParagraph"/>
-        <w:numPr>
-          <w:ilvl w:val="0"/>
-          <w:numId w:val="2"/>
-        </w:numPr>
-        <w:spacing w:before="30" w:after="30"/>
-      </w:pPr>
-      <w:r>
-        <w:rPr>
-          <w:rFonts w:ascii="Calibri" w:cs="Calibri" w:eastAsia="Calibri" w:hAnsi="Calibri"/>
-          <w:color w:val="1A1A1A"/>
-          <w:sz w:val="19"/>
-          <w:szCs w:val="19"/>
-        </w:rPr>
-        <w:t xml:space="preserve">Drove improvement in the two primary performance metrics: ACT scores (compliance with black-and-white process standards) and Outcome scores (subjective call quality assessments).</w:t>
-      </w:r>
-    </w:p>
-    <w:p>
-      <w:pPr>
-        <w:pStyle w:val="ListParagraph"/>
-        <w:numPr>
-          <w:ilvl w:val="0"/>
-          <w:numId w:val="2"/>
-        </w:numPr>
-        <w:spacing w:before="30" w:after="30"/>
-      </w:pPr>
-      <w:r>
-        <w:rPr>
-          <w:rFonts w:ascii="Calibri" w:cs="Calibri" w:eastAsia="Calibri" w:hAnsi="Calibri"/>
-          <w:color w:val="1A1A1A"/>
-          <w:sz w:val="19"/>
-          <w:szCs w:val="19"/>
-        </w:rPr>
-        <w:t xml:space="preserve">Led production discipline audits across the entire cluster — systematically reviewing agent calls to identify call avoidance, conduct issues, and compliance breaches, serving as the primary quality control layer for the department.</w:t>
+        <w:t xml:space="preserve">Coached agents across DevHub (post-training cohorts of 4–5), Late Stage Academy, and BAU operations, supporting 1 cluster of 3–4 teams (8–10 agents per team) within a department of ~4 clusters.</w:t>
+      </w:r>
+    </w:p>
+    <w:p>
+      <w:pPr>
+        <w:pStyle w:val="ListParagraph"/>
+        <w:numPr>
+          <w:ilvl w:val="0"/>
+          <w:numId w:val="2"/>
+        </w:numPr>
+        <w:spacing w:before="30" w:after="30"/>
+      </w:pPr>
+      <w:r>
+        <w:rPr>
+          <w:rFonts w:ascii="Calibri" w:cs="Calibri" w:eastAsia="Calibri" w:hAnsi="Calibri"/>
+          <w:color w:val="1A1A1A"/>
+          <w:sz w:val="19"/>
+          <w:szCs w:val="19"/>
+        </w:rPr>
+        <w:t xml:space="preserve">Drove improvement in ACT scores (process compliance) and Outcome scores (call quality) through structured one-on-one coaching focused on outliers and low performers.</w:t>
+      </w:r>
+    </w:p>
+    <w:p>
+      <w:pPr>
+        <w:pStyle w:val="ListParagraph"/>
+        <w:numPr>
+          <w:ilvl w:val="0"/>
+          <w:numId w:val="2"/>
+        </w:numPr>
+        <w:spacing w:before="30" w:after="30"/>
+      </w:pPr>
+      <w:r>
+        <w:rPr>
+          <w:rFonts w:ascii="Calibri" w:cs="Calibri" w:eastAsia="Calibri" w:hAnsi="Calibri"/>
+          <w:color w:val="1A1A1A"/>
+          <w:sz w:val="19"/>
+          <w:szCs w:val="19"/>
+        </w:rPr>
+        <w:t xml:space="preserve">Led production discipline audits across the cluster, reviewing calls to identify call avoidance, conduct issues, and compliance breaches.</w:t>
       </w:r>
     </w:p>
     <w:p>

--- a/Myles_Chuatico_Resume.docx
+++ b/Myles_Chuatico_Resume.docx
@@ -182,7 +182,7 @@
           <w:sz w:val="19"/>
           <w:szCs w:val="19"/>
         </w:rPr>
-        <w:t xml:space="preserve">Operations and systems analyst with 7+ years across financial services and international organizations. Builds tools, automates workflows, and governs enterprise platforms. Track record of self-initiated projects: a full-stack mortgage decision-support tool, a department-wide log automation pipeline, and a Power BI reporting suite with live API integration. Skilled in platform administration (Freshservice/FinCoorP), UAT, process documentation, and cross-functional stakeholder coordination.</w:t>
+        <w:t xml:space="preserve">Operations and systems analyst with 7+ years across financial services and international organizations. Builds tools, automates workflows, and governs enterprise platforms. Track record of self-initiated projects: a full-stack mortgage decision-support tool, a department-wide log automation pipeline, and a Power BI reporting suite with live API integration.</w:t>
       </w:r>
     </w:p>
     <w:p>
@@ -354,7 +354,7 @@
           <w:sz w:val="19"/>
           <w:szCs w:val="19"/>
         </w:rPr>
-        <w:t xml:space="preserve">Built workflow automators for all major service items including BUD Funding Availability, Manual MPR, PRISM Goods Receipt Reversal, and Cheque Sequence, ensuring category, BA code, finance unit, and agent group fields populated automatically from form inputs without manual re-entry.</w:t>
+        <w:t xml:space="preserve">Built workflow automators for all major service items, ensuring category, BA code, finance unit, and agent group fields populated automatically from form inputs without manual re-entry.</w:t>
       </w:r>
     </w:p>
     <w:p>
@@ -373,7 +373,7 @@
           <w:sz w:val="19"/>
           <w:szCs w:val="19"/>
         </w:rPr>
-        <w:t xml:space="preserve">Managed a monthly configuration change governance cycle: submitted enhancement requests to the Quality Team by the 25th of each month, coordinating scheduling, documentation, and production launch timelines.</w:t>
+        <w:t xml:space="preserve">Produced a monthly reporting suite of 8 platform analytics reports, admin summaries, long unresolved ticket reports, and service delivery reports distributed to team leads and leadership on fixed schedules. Participated in quarterly business reviews with Freshservice.</w:t>
       </w:r>
     </w:p>
     <w:p>
@@ -392,7 +392,7 @@
           <w:sz w:val="19"/>
           <w:szCs w:val="19"/>
         </w:rPr>
-        <w:t xml:space="preserve">Produced a monthly reporting suite of 8 platform analytics reports, admin summaries, long unresolved ticket reports, and service delivery reports distributed to team leads and leadership on fixed schedules. Participated in quarterly business reviews with Freshservice.</w:t>
+        <w:t xml:space="preserve">Resolved critical platform incidents including a 15-mailbox email forwarding outage and a bank account data erasure requiring manual reconciliation.</w:t>
       </w:r>
     </w:p>
     <w:p>
@@ -411,7 +411,63 @@
           <w:sz w:val="19"/>
           <w:szCs w:val="19"/>
         </w:rPr>
-        <w:t xml:space="preserve">Resolved critical platform incidents including a 15-mailbox email forwarding outage and a bank account data erasure requiring manual reconciliation.</w:t>
+        <w:t xml:space="preserve">Performed ongoing platform governance and produced all supporting documentation: service catalog and automator maintenance, agent account management, data validation, annual access reviews, license renewal, and inactive item cleanup. Maintained the Agent Guide, go-live checklists, work instruction manuals, and knowledge base articles.</w:t>
+      </w:r>
+    </w:p>
+    <w:p>
+      <w:pPr>
+        <w:tabs>
+          <w:tab w:val="right" w:pos="9360"/>
+        </w:tabs>
+        <w:spacing w:before="160" w:after="30"/>
+      </w:pPr>
+      <w:r>
+        <w:rPr>
+          <w:rFonts w:ascii="Calibri" w:cs="Calibri" w:eastAsia="Calibri" w:hAnsi="Calibri"/>
+          <w:b/>
+          <w:bCs/>
+          <w:color w:val="1A1A1A"/>
+          <w:sz w:val="21"/>
+          <w:szCs w:val="21"/>
+        </w:rPr>
+        <w:t xml:space="preserve">HSBC</w:t>
+      </w:r>
+      <w:r>
+        <w:rPr>
+          <w:rFonts w:ascii="Calibri" w:cs="Calibri" w:eastAsia="Calibri" w:hAnsi="Calibri"/>
+          <w:color w:val="555555"/>
+          <w:sz w:val="20"/>
+          <w:szCs w:val="20"/>
+        </w:rPr>
+        <w:t xml:space="preserve">  |  </w:t>
+      </w:r>
+      <w:r>
+        <w:rPr>
+          <w:rFonts w:ascii="Calibri" w:cs="Calibri" w:eastAsia="Calibri" w:hAnsi="Calibri"/>
+          <w:b w:val="false"/>
+          <w:bCs w:val="false"/>
+          <w:i/>
+          <w:iCs/>
+          <w:color w:val="555555"/>
+          <w:sz w:val="20"/>
+          <w:szCs w:val="20"/>
+        </w:rPr>
+        <w:t xml:space="preserve">Change Manager – Operations (Acting)</w:t>
+      </w:r>
+      <w:r>
+        <w:rPr>
+          <w:rFonts w:ascii="Calibri" w:cs="Calibri" w:eastAsia="Calibri" w:hAnsi="Calibri"/>
+        </w:rPr>
+        <w:t xml:space="preserve">	</w:t>
+      </w:r>
+      <w:r>
+        <w:rPr>
+          <w:rFonts w:ascii="Calibri" w:cs="Calibri" w:eastAsia="Calibri" w:hAnsi="Calibri"/>
+          <w:color w:val="555555"/>
+          <w:sz w:val="19"/>
+          <w:szCs w:val="19"/>
+        </w:rPr>
+        <w:t xml:space="preserve">Aug 2024 – Feb 2025</w:t>
       </w:r>
     </w:p>
     <w:p>
@@ -430,7 +486,7 @@
           <w:sz w:val="19"/>
           <w:szCs w:val="19"/>
         </w:rPr>
-        <w:t xml:space="preserve">Performed ongoing platform governance: service catalog and workflow automator maintenance, agent account management, data validation across UAT and production, annual user access reviews, license renewal coordination with IT procurement, and inactive item cleanup.</w:t>
+        <w:t xml:space="preserve">Built and deployed a full-stack mortgage decision-support tool (HTML, CSS, JavaScript): a branching yes/no decision tree routing agents to the correct debt repayment plan based on account status. Designed the workflow in Visio, aligned requirements with the AVP, and managed end-to-end development, testing, and department-wide rollout.</w:t>
       </w:r>
     </w:p>
     <w:p>
@@ -449,139 +505,7 @@
           <w:sz w:val="19"/>
           <w:szCs w:val="19"/>
         </w:rPr>
-        <w:t xml:space="preserve">Produced and maintained the FinCoorP Agent Guide, go-live checklists, work instruction manuals, and knowledge base articles.</w:t>
-      </w:r>
-    </w:p>
-    <w:p>
-      <w:pPr>
-        <w:tabs>
-          <w:tab w:val="right" w:pos="9360"/>
-        </w:tabs>
-        <w:spacing w:before="160" w:after="30"/>
-      </w:pPr>
-      <w:r>
-        <w:rPr>
-          <w:rFonts w:ascii="Calibri" w:cs="Calibri" w:eastAsia="Calibri" w:hAnsi="Calibri"/>
-          <w:b/>
-          <w:bCs/>
-          <w:color w:val="1A1A1A"/>
-          <w:sz w:val="21"/>
-          <w:szCs w:val="21"/>
-        </w:rPr>
-        <w:t xml:space="preserve">HSBC</w:t>
-      </w:r>
-      <w:r>
-        <w:rPr>
-          <w:rFonts w:ascii="Calibri" w:cs="Calibri" w:eastAsia="Calibri" w:hAnsi="Calibri"/>
-          <w:color w:val="555555"/>
-          <w:sz w:val="20"/>
-          <w:szCs w:val="20"/>
-        </w:rPr>
-        <w:t xml:space="preserve">  |  </w:t>
-      </w:r>
-      <w:r>
-        <w:rPr>
-          <w:rFonts w:ascii="Calibri" w:cs="Calibri" w:eastAsia="Calibri" w:hAnsi="Calibri"/>
-          <w:b w:val="false"/>
-          <w:bCs w:val="false"/>
-          <w:i/>
-          <w:iCs/>
-          <w:color w:val="555555"/>
-          <w:sz w:val="20"/>
-          <w:szCs w:val="20"/>
-        </w:rPr>
-        <w:t xml:space="preserve">Change Manager – Operations (Acting)</w:t>
-      </w:r>
-      <w:r>
-        <w:rPr>
-          <w:rFonts w:ascii="Calibri" w:cs="Calibri" w:eastAsia="Calibri" w:hAnsi="Calibri"/>
-        </w:rPr>
-        <w:t xml:space="preserve">	</w:t>
-      </w:r>
-      <w:r>
-        <w:rPr>
-          <w:rFonts w:ascii="Calibri" w:cs="Calibri" w:eastAsia="Calibri" w:hAnsi="Calibri"/>
-          <w:color w:val="555555"/>
-          <w:sz w:val="19"/>
-          <w:szCs w:val="19"/>
-        </w:rPr>
-        <w:t xml:space="preserve">Aug 2024 – Feb 2025</w:t>
-      </w:r>
-    </w:p>
-    <w:p>
-      <w:pPr>
-        <w:pStyle w:val="ListParagraph"/>
-        <w:numPr>
-          <w:ilvl w:val="0"/>
-          <w:numId w:val="2"/>
-        </w:numPr>
-        <w:spacing w:before="30" w:after="30"/>
-      </w:pPr>
-      <w:r>
-        <w:rPr>
-          <w:rFonts w:ascii="Calibri" w:cs="Calibri" w:eastAsia="Calibri" w:hAnsi="Calibri"/>
-          <w:color w:val="1A1A1A"/>
-          <w:sz w:val="19"/>
-          <w:szCs w:val="19"/>
-        </w:rPr>
-        <w:t xml:space="preserve">Built a full-stack mortgage decision-support tool (HTML, CSS, JavaScript): a branching yes/no decision tree that routes agents to the correct debt repayment plan based on account status, with integrated calculators for plan-specific financial formulas.</w:t>
-      </w:r>
-    </w:p>
-    <w:p>
-      <w:pPr>
-        <w:pStyle w:val="ListParagraph"/>
-        <w:numPr>
-          <w:ilvl w:val="0"/>
-          <w:numId w:val="2"/>
-        </w:numPr>
-        <w:spacing w:before="30" w:after="30"/>
-      </w:pPr>
-      <w:r>
-        <w:rPr>
-          <w:rFonts w:ascii="Calibri" w:cs="Calibri" w:eastAsia="Calibri" w:hAnsi="Calibri"/>
-          <w:color w:val="1A1A1A"/>
-          <w:sz w:val="19"/>
-          <w:szCs w:val="19"/>
-        </w:rPr>
-        <w:t xml:space="preserve">Led the project end-to-end: designed the workflow in Visio with a process partner, aligned requirements with the AVP, and managed development, testing, and department-wide rollout.</w:t>
-      </w:r>
-    </w:p>
-    <w:p>
-      <w:pPr>
-        <w:pStyle w:val="ListParagraph"/>
-        <w:numPr>
-          <w:ilvl w:val="0"/>
-          <w:numId w:val="2"/>
-        </w:numPr>
-        <w:spacing w:before="30" w:after="30"/>
-      </w:pPr>
-      <w:r>
-        <w:rPr>
-          <w:rFonts w:ascii="Calibri" w:cs="Calibri" w:eastAsia="Calibri" w:hAnsi="Calibri"/>
-          <w:color w:val="1A1A1A"/>
-          <w:sz w:val="19"/>
-          <w:szCs w:val="19"/>
-        </w:rPr>
         <w:t xml:space="preserve">Built a department-wide eLinq utilization reporting pipeline across 100+ agents on restricted corporate endpoints: used Windows Task Scheduler (the only available automation option) to run a daily batch script collecting logs to a shared folder, cleaned and transformed the data via Power Query, matched against SAS utilization data, and delivered weekly reports to leadership.</w:t>
-      </w:r>
-    </w:p>
-    <w:p>
-      <w:pPr>
-        <w:pStyle w:val="ListParagraph"/>
-        <w:numPr>
-          <w:ilvl w:val="0"/>
-          <w:numId w:val="2"/>
-        </w:numPr>
-        <w:spacing w:before="30" w:after="30"/>
-      </w:pPr>
-      <w:r>
-        <w:rPr>
-          <w:rFonts w:ascii="Calibri" w:cs="Calibri" w:eastAsia="Calibri" w:hAnsi="Calibri"/>
-          <w:color w:val="1A1A1A"/>
-          <w:sz w:val="19"/>
-          <w:szCs w:val="19"/>
-        </w:rPr>
-        <w:t xml:space="preserve">Coordinated with team leaders, department managers, AVPs, IT, peer change managers, and high-performing agents to gather requirements, validate constraints, and drive adoption of operational improvements.</w:t>
       </w:r>
     </w:p>
     <w:p>
@@ -1280,6 +1204,97 @@
           <w:sz w:val="22"/>
           <w:szCs w:val="22"/>
         </w:rPr>
+        <w:t xml:space="preserve">ADDITIONAL EXPERIENCE</w:t>
+      </w:r>
+    </w:p>
+    <w:p>
+      <w:pPr>
+        <w:tabs>
+          <w:tab w:val="right" w:pos="9360"/>
+        </w:tabs>
+        <w:spacing w:before="160" w:after="30"/>
+      </w:pPr>
+      <w:r>
+        <w:rPr>
+          <w:rFonts w:ascii="Calibri" w:cs="Calibri" w:eastAsia="Calibri" w:hAnsi="Calibri"/>
+          <w:b/>
+          <w:bCs/>
+          <w:color w:val="1A1A1A"/>
+          <w:sz w:val="21"/>
+          <w:szCs w:val="21"/>
+        </w:rPr>
+        <w:t xml:space="preserve">Medical Services Operations</w:t>
+      </w:r>
+      <w:r>
+        <w:rPr>
+          <w:rFonts w:ascii="Calibri" w:cs="Calibri" w:eastAsia="Calibri" w:hAnsi="Calibri"/>
+          <w:color w:val="555555"/>
+          <w:sz w:val="20"/>
+          <w:szCs w:val="20"/>
+        </w:rPr>
+        <w:t xml:space="preserve">  |  </w:t>
+      </w:r>
+      <w:r>
+        <w:rPr>
+          <w:rFonts w:ascii="Calibri" w:cs="Calibri" w:eastAsia="Calibri" w:hAnsi="Calibri"/>
+          <w:b w:val="false"/>
+          <w:bCs w:val="false"/>
+          <w:i/>
+          <w:iCs/>
+          <w:color w:val="555555"/>
+          <w:sz w:val="20"/>
+          <w:szCs w:val="20"/>
+        </w:rPr>
+        <w:t xml:space="preserve">Freelance Operations</w:t>
+      </w:r>
+      <w:r>
+        <w:rPr>
+          <w:rFonts w:ascii="Calibri" w:cs="Calibri" w:eastAsia="Calibri" w:hAnsi="Calibri"/>
+        </w:rPr>
+        <w:t xml:space="preserve">	</w:t>
+      </w:r>
+      <w:r>
+        <w:rPr>
+          <w:rFonts w:ascii="Calibri" w:cs="Calibri" w:eastAsia="Calibri" w:hAnsi="Calibri"/>
+          <w:color w:val="555555"/>
+          <w:sz w:val="19"/>
+          <w:szCs w:val="19"/>
+        </w:rPr>
+        <w:t xml:space="preserve">Feb 2026 – Present</w:t>
+      </w:r>
+    </w:p>
+    <w:p>
+      <w:pPr>
+        <w:pStyle w:val="ListParagraph"/>
+        <w:numPr>
+          <w:ilvl w:val="0"/>
+          <w:numId w:val="2"/>
+        </w:numPr>
+        <w:spacing w:before="30" w:after="30"/>
+      </w:pPr>
+      <w:r>
+        <w:rPr>
+          <w:rFonts w:ascii="Calibri" w:cs="Calibri" w:eastAsia="Calibri" w:hAnsi="Calibri"/>
+          <w:color w:val="1A1A1A"/>
+          <w:sz w:val="20"/>
+          <w:szCs w:val="20"/>
+        </w:rPr>
+        <w:t xml:space="preserve">Manage end-to-end operations for an online medical service via Facebook Business Suite: CRM pipeline and lead conversion tracking, order and payment workflow management, and live oversight of AI-assisted customer interactions including manual intervention where needed.</w:t>
+      </w:r>
+    </w:p>
+    <w:p>
+      <w:pPr>
+        <w:spacing w:before="200" w:after="0"/>
+      </w:pPr>
+      <w:r>
+        <w:rPr>
+          <w:rFonts w:ascii="Calibri" w:cs="Calibri" w:eastAsia="Calibri" w:hAnsi="Calibri"/>
+          <w:b/>
+          <w:bCs/>
+          <w:color w:val="1F4E79"/>
+          <w:sz w:val="22"/>
+          <w:szCs w:val="22"/>
+        </w:rPr>
         <w:t xml:space="preserve">PROFESSIONAL DEVELOPMENT</w:t>
       </w:r>
     </w:p>
@@ -1322,7 +1337,7 @@
           <w:sz w:val="19"/>
           <w:szCs w:val="19"/>
         </w:rPr>
-        <w:t xml:space="preserve">Active Member</w:t>
+        <w:t xml:space="preserve">Member 2023–2025</w:t>
       </w:r>
     </w:p>
     <w:p>
@@ -1338,7 +1353,7 @@
           <w:sz w:val="19"/>
           <w:szCs w:val="19"/>
         </w:rPr>
-        <w:t xml:space="preserve">Presentation Mastery Pathway — Level 3</w:t>
+        <w:t xml:space="preserve">Sergeant at Arms (2024) · Presentation Mastery Pathway, Level 3</w:t>
       </w:r>
     </w:p>
     <w:p>

--- a/Myles_Chuatico_Resume.docx
+++ b/Myles_Chuatico_Resume.docx
@@ -182,7 +182,7 @@
           <w:sz w:val="19"/>
           <w:szCs w:val="19"/>
         </w:rPr>
-        <w:t xml:space="preserve">Operations and systems analyst with 7+ years across financial services and international organizations. Builds tools, automates workflows, and governs enterprise platforms. Track record of self-initiated projects: a full-stack mortgage decision-support tool, a department-wide log automation pipeline, and a Power BI reporting suite with live API integration.</w:t>
+        <w:t xml:space="preserve">Operations and systems analyst with 7+ years across financial services and international organizations. Builds tools, automates workflows, and governs enterprise platforms. Track record of self-initiated projects: a full-stack mortgage decision-support tool, a department-wide log automation pipeline, and a Power BI reporting suite with live API integration. Skilled in platform administration (Freshservice/FinCoorP), UAT, process documentation, and cross-functional stakeholder coordination.</w:t>
       </w:r>
     </w:p>
     <w:p>
@@ -354,7 +354,26 @@
           <w:sz w:val="19"/>
           <w:szCs w:val="19"/>
         </w:rPr>
-        <w:t xml:space="preserve">Built workflow automators for all major service items, ensuring category, BA code, finance unit, and agent group fields populated automatically from form inputs without manual re-entry.</w:t>
+        <w:t xml:space="preserve">Built workflow automators for all major service items including BUD Funding Availability, Manual MPR, PRISM Goods Receipt Reversal, and Cheque Sequence, ensuring category, BA code, finance unit, and agent group fields populated automatically from form inputs without manual re-entry.</w:t>
+      </w:r>
+    </w:p>
+    <w:p>
+      <w:pPr>
+        <w:pStyle w:val="ListParagraph"/>
+        <w:numPr>
+          <w:ilvl w:val="0"/>
+          <w:numId w:val="2"/>
+        </w:numPr>
+        <w:spacing w:before="30" w:after="30"/>
+      </w:pPr>
+      <w:r>
+        <w:rPr>
+          <w:rFonts w:ascii="Calibri" w:cs="Calibri" w:eastAsia="Calibri" w:hAnsi="Calibri"/>
+          <w:color w:val="1A1A1A"/>
+          <w:sz w:val="19"/>
+          <w:szCs w:val="19"/>
+        </w:rPr>
+        <w:t xml:space="preserve">Managed a monthly configuration change governance cycle: submitted enhancement requests to the Quality Team by the 25th of each month, coordinating scheduling, documentation, and production launch timelines.</w:t>
       </w:r>
     </w:p>
     <w:p>
@@ -411,7 +430,26 @@
           <w:sz w:val="19"/>
           <w:szCs w:val="19"/>
         </w:rPr>
-        <w:t xml:space="preserve">Performed ongoing platform governance and produced all supporting documentation: service catalog and automator maintenance, agent account management, data validation, annual access reviews, license renewal, and inactive item cleanup. Maintained the Agent Guide, go-live checklists, work instruction manuals, and knowledge base articles.</w:t>
+        <w:t xml:space="preserve">Performed ongoing platform governance: service catalog and workflow automator maintenance, agent account management, data validation across UAT and production, annual user access reviews, license renewal coordination with IT procurement, and inactive item cleanup.</w:t>
+      </w:r>
+    </w:p>
+    <w:p>
+      <w:pPr>
+        <w:pStyle w:val="ListParagraph"/>
+        <w:numPr>
+          <w:ilvl w:val="0"/>
+          <w:numId w:val="2"/>
+        </w:numPr>
+        <w:spacing w:before="30" w:after="30"/>
+      </w:pPr>
+      <w:r>
+        <w:rPr>
+          <w:rFonts w:ascii="Calibri" w:cs="Calibri" w:eastAsia="Calibri" w:hAnsi="Calibri"/>
+          <w:color w:val="1A1A1A"/>
+          <w:sz w:val="19"/>
+          <w:szCs w:val="19"/>
+        </w:rPr>
+        <w:t xml:space="preserve">Produced and maintained the FinCoorP Agent Guide, go-live checklists, work instruction manuals, and knowledge base articles.</w:t>
       </w:r>
     </w:p>
     <w:p>
@@ -486,7 +524,26 @@
           <w:sz w:val="19"/>
           <w:szCs w:val="19"/>
         </w:rPr>
-        <w:t xml:space="preserve">Built and deployed a full-stack mortgage decision-support tool (HTML, CSS, JavaScript): a branching yes/no decision tree routing agents to the correct debt repayment plan based on account status. Designed the workflow in Visio, aligned requirements with the AVP, and managed end-to-end development, testing, and department-wide rollout.</w:t>
+        <w:t xml:space="preserve">Built a full-stack mortgage decision-support tool (HTML, CSS, JavaScript): a branching yes/no decision tree that routes agents to the correct debt repayment plan based on account status, with integrated calculators for plan-specific financial formulas.</w:t>
+      </w:r>
+    </w:p>
+    <w:p>
+      <w:pPr>
+        <w:pStyle w:val="ListParagraph"/>
+        <w:numPr>
+          <w:ilvl w:val="0"/>
+          <w:numId w:val="2"/>
+        </w:numPr>
+        <w:spacing w:before="30" w:after="30"/>
+      </w:pPr>
+      <w:r>
+        <w:rPr>
+          <w:rFonts w:ascii="Calibri" w:cs="Calibri" w:eastAsia="Calibri" w:hAnsi="Calibri"/>
+          <w:color w:val="1A1A1A"/>
+          <w:sz w:val="19"/>
+          <w:szCs w:val="19"/>
+        </w:rPr>
+        <w:t xml:space="preserve">Led the project end-to-end: designed the workflow in Visio with a process partner, aligned requirements with the AVP, and managed development, testing, and department-wide rollout.</w:t>
       </w:r>
     </w:p>
     <w:p>
@@ -506,6 +563,25 @@
           <w:szCs w:val="19"/>
         </w:rPr>
         <w:t xml:space="preserve">Built a department-wide eLinq utilization reporting pipeline across 100+ agents on restricted corporate endpoints: used Windows Task Scheduler (the only available automation option) to run a daily batch script collecting logs to a shared folder, cleaned and transformed the data via Power Query, matched against SAS utilization data, and delivered weekly reports to leadership.</w:t>
+      </w:r>
+    </w:p>
+    <w:p>
+      <w:pPr>
+        <w:pStyle w:val="ListParagraph"/>
+        <w:numPr>
+          <w:ilvl w:val="0"/>
+          <w:numId w:val="2"/>
+        </w:numPr>
+        <w:spacing w:before="30" w:after="30"/>
+      </w:pPr>
+      <w:r>
+        <w:rPr>
+          <w:rFonts w:ascii="Calibri" w:cs="Calibri" w:eastAsia="Calibri" w:hAnsi="Calibri"/>
+          <w:color w:val="1A1A1A"/>
+          <w:sz w:val="19"/>
+          <w:szCs w:val="19"/>
+        </w:rPr>
+        <w:t xml:space="preserve">Coordinated with team leaders, department managers, AVPs, IT, peer change managers, and high-performing agents to gather requirements, validate constraints, and drive adoption of operational improvements.</w:t>
       </w:r>
     </w:p>
     <w:p>
@@ -1204,97 +1280,6 @@
           <w:sz w:val="22"/>
           <w:szCs w:val="22"/>
         </w:rPr>
-        <w:t xml:space="preserve">ADDITIONAL EXPERIENCE</w:t>
-      </w:r>
-    </w:p>
-    <w:p>
-      <w:pPr>
-        <w:tabs>
-          <w:tab w:val="right" w:pos="9360"/>
-        </w:tabs>
-        <w:spacing w:before="160" w:after="30"/>
-      </w:pPr>
-      <w:r>
-        <w:rPr>
-          <w:rFonts w:ascii="Calibri" w:cs="Calibri" w:eastAsia="Calibri" w:hAnsi="Calibri"/>
-          <w:b/>
-          <w:bCs/>
-          <w:color w:val="1A1A1A"/>
-          <w:sz w:val="21"/>
-          <w:szCs w:val="21"/>
-        </w:rPr>
-        <w:t xml:space="preserve">Medical Services Operations</w:t>
-      </w:r>
-      <w:r>
-        <w:rPr>
-          <w:rFonts w:ascii="Calibri" w:cs="Calibri" w:eastAsia="Calibri" w:hAnsi="Calibri"/>
-          <w:color w:val="555555"/>
-          <w:sz w:val="20"/>
-          <w:szCs w:val="20"/>
-        </w:rPr>
-        <w:t xml:space="preserve">  |  </w:t>
-      </w:r>
-      <w:r>
-        <w:rPr>
-          <w:rFonts w:ascii="Calibri" w:cs="Calibri" w:eastAsia="Calibri" w:hAnsi="Calibri"/>
-          <w:b w:val="false"/>
-          <w:bCs w:val="false"/>
-          <w:i/>
-          <w:iCs/>
-          <w:color w:val="555555"/>
-          <w:sz w:val="20"/>
-          <w:szCs w:val="20"/>
-        </w:rPr>
-        <w:t xml:space="preserve">Freelance Operations</w:t>
-      </w:r>
-      <w:r>
-        <w:rPr>
-          <w:rFonts w:ascii="Calibri" w:cs="Calibri" w:eastAsia="Calibri" w:hAnsi="Calibri"/>
-        </w:rPr>
-        <w:t xml:space="preserve">	</w:t>
-      </w:r>
-      <w:r>
-        <w:rPr>
-          <w:rFonts w:ascii="Calibri" w:cs="Calibri" w:eastAsia="Calibri" w:hAnsi="Calibri"/>
-          <w:color w:val="555555"/>
-          <w:sz w:val="19"/>
-          <w:szCs w:val="19"/>
-        </w:rPr>
-        <w:t xml:space="preserve">Feb 2026 – Present</w:t>
-      </w:r>
-    </w:p>
-    <w:p>
-      <w:pPr>
-        <w:pStyle w:val="ListParagraph"/>
-        <w:numPr>
-          <w:ilvl w:val="0"/>
-          <w:numId w:val="2"/>
-        </w:numPr>
-        <w:spacing w:before="30" w:after="30"/>
-      </w:pPr>
-      <w:r>
-        <w:rPr>
-          <w:rFonts w:ascii="Calibri" w:cs="Calibri" w:eastAsia="Calibri" w:hAnsi="Calibri"/>
-          <w:color w:val="1A1A1A"/>
-          <w:sz w:val="20"/>
-          <w:szCs w:val="20"/>
-        </w:rPr>
-        <w:t xml:space="preserve">Manage end-to-end operations for an online medical service via Facebook Business Suite: CRM pipeline and lead conversion tracking, order and payment workflow management, and live oversight of AI-assisted customer interactions including manual intervention where needed.</w:t>
-      </w:r>
-    </w:p>
-    <w:p>
-      <w:pPr>
-        <w:spacing w:before="200" w:after="0"/>
-      </w:pPr>
-      <w:r>
-        <w:rPr>
-          <w:rFonts w:ascii="Calibri" w:cs="Calibri" w:eastAsia="Calibri" w:hAnsi="Calibri"/>
-          <w:b/>
-          <w:bCs/>
-          <w:color w:val="1F4E79"/>
-          <w:sz w:val="22"/>
-          <w:szCs w:val="22"/>
-        </w:rPr>
         <w:t xml:space="preserve">PROFESSIONAL DEVELOPMENT</w:t>
       </w:r>
     </w:p>
@@ -1337,7 +1322,7 @@
           <w:sz w:val="19"/>
           <w:szCs w:val="19"/>
         </w:rPr>
-        <w:t xml:space="preserve">Member 2023–2025</w:t>
+        <w:t xml:space="preserve">Active Member</w:t>
       </w:r>
     </w:p>
     <w:p>
@@ -1353,7 +1338,7 @@
           <w:sz w:val="19"/>
           <w:szCs w:val="19"/>
         </w:rPr>
-        <w:t xml:space="preserve">Sergeant at Arms (2024) · Presentation Mastery Pathway, Level 3</w:t>
+        <w:t xml:space="preserve">Presentation Mastery Pathway — Level 3</w:t>
       </w:r>
     </w:p>
     <w:p>
